--- a/spa/docx/017.content.docx
+++ b/spa/docx/017.content.docx
@@ -19,7 +19,7 @@
         <w:rPr>
           <w:lang w:val="es_ES" w:bidi="es_ES"/>
         </w:rPr>
-        <w:t>Resource: Tyndale Open Study Notes</w:t>
+        <w:t>Resource: Aquifer Open Study Notes (Profiles)</w:t>
       </w:r>
       <w:r>
         <w:rPr>
@@ -112,7 +112,7 @@
         <w:rPr>
           <w:lang w:val="es_ES" w:bidi="es_ES"/>
         </w:rPr>
-        <w:t>Tyndale Open Study Notes</w:t>
+        <w:t>Aquifer Open Study Notes (Profiles)</w:t>
       </w:r>
     </w:p>
     <w:p>

--- a/spa/docx/017.content.docx
+++ b/spa/docx/017.content.docx
@@ -247,90 +247,60 @@
         </w:rPr>
         <w:t>Timoteo tenía una madre y una abuela devotas (</w:t>
       </w:r>
-      <w:hyperlink r:id="rId13">
-        <w:r>
-          <w:rPr>
-            <w:lang w:val="es_ES" w:bidi="es_ES"/>
-          </w:rPr>
-          <w:rPr>
-            <w:color w:val="0000EE"/>
-            <w:u w:val="single"/>
-          </w:rPr>
-          <w:t>2 Timoteo 1:5</w:t>
-        </w:r>
-      </w:hyperlink>
+      <w:r>
+        <w:rPr>
+          <w:lang w:val="es_ES" w:bidi="es_ES"/>
+        </w:rPr>
+        <w:t>2 Timoteo 1:5</w:t>
+      </w:r>
       <w:r>
         <w:rPr>
           <w:lang w:val="es_ES" w:bidi="es_ES"/>
         </w:rPr>
         <w:t>). Los cristianos de su ciudad natal, Listra, y de la cercana Iconio lo respetaban mucho. Se unió al equipo misionero de Pablo durante el segundo viaje de este. Pablo menciona palabras proféticas que confirmaron la elección de Timoteo. Timoteo recibió un don especial para el servicio mediante la imposición de manos por parte de los ancianos y de Pablo (</w:t>
       </w:r>
-      <w:hyperlink r:id="rId14">
-        <w:r>
-          <w:rPr>
-            <w:lang w:val="es_ES" w:bidi="es_ES"/>
-          </w:rPr>
-          <w:rPr>
-            <w:color w:val="0000EE"/>
-            <w:u w:val="single"/>
-          </w:rPr>
-          <w:t>1 Timoteo 1:18,</w:t>
-        </w:r>
-      </w:hyperlink>
+      <w:r>
+        <w:rPr>
+          <w:lang w:val="es_ES" w:bidi="es_ES"/>
+        </w:rPr>
+        <w:t>1 Timoteo 1:18,</w:t>
+      </w:r>
       <w:r>
         <w:rPr>
           <w:lang w:val="es_ES" w:bidi="es_ES"/>
         </w:rPr>
         <w:t xml:space="preserve"> </w:t>
       </w:r>
-      <w:hyperlink r:id="rId15">
-        <w:r>
-          <w:rPr>
-            <w:lang w:val="es_ES" w:bidi="es_ES"/>
-          </w:rPr>
-          <w:rPr>
-            <w:color w:val="0000EE"/>
-            <w:u w:val="single"/>
-          </w:rPr>
-          <w:t>4:14,</w:t>
-        </w:r>
-      </w:hyperlink>
+      <w:r>
+        <w:rPr>
+          <w:lang w:val="es_ES" w:bidi="es_ES"/>
+        </w:rPr>
+        <w:t>4:14,</w:t>
+      </w:r>
       <w:r>
         <w:rPr>
           <w:lang w:val="es_ES" w:bidi="es_ES"/>
         </w:rPr>
         <w:t xml:space="preserve"> </w:t>
       </w:r>
-      <w:hyperlink r:id="rId16">
-        <w:r>
-          <w:rPr>
-            <w:lang w:val="es_ES" w:bidi="es_ES"/>
-          </w:rPr>
-          <w:rPr>
-            <w:color w:val="0000EE"/>
-            <w:u w:val="single"/>
-          </w:rPr>
-          <w:t>2 Timoteo 1:6</w:t>
-        </w:r>
-      </w:hyperlink>
+      <w:r>
+        <w:rPr>
+          <w:lang w:val="es_ES" w:bidi="es_ES"/>
+        </w:rPr>
+        <w:t>2 Timoteo 1:6</w:t>
+      </w:r>
       <w:r>
         <w:rPr>
           <w:lang w:val="es_ES" w:bidi="es_ES"/>
         </w:rPr>
         <w:t>). Para respetar a los judíos de la zona, Pablo hizo que Timoteo fuera circuncidado (</w:t>
       </w:r>
-      <w:hyperlink r:id="rId17">
-        <w:r>
-          <w:rPr>
-            <w:lang w:val="es_ES" w:bidi="es_ES"/>
-          </w:rPr>
-          <w:rPr>
-            <w:color w:val="0000EE"/>
-            <w:u w:val="single"/>
-          </w:rPr>
-          <w:t>Hechos 16:1–3</w:t>
-        </w:r>
-      </w:hyperlink>
+      <w:r>
+        <w:rPr>
+          <w:lang w:val="es_ES" w:bidi="es_ES"/>
+        </w:rPr>
+        <w:t>Hechos 16:1–3</w:t>
+      </w:r>
       <w:r>
         <w:rPr>
           <w:lang w:val="es_ES" w:bidi="es_ES"/>
@@ -351,396 +321,264 @@
         </w:rPr>
         <w:t>Durante los siguientes quince años, Pablo envió a Timoteo en misiones especiales a varias iglesias (</w:t>
       </w:r>
-      <w:hyperlink r:id="rId18">
-        <w:r>
-          <w:rPr>
-            <w:lang w:val="es_ES" w:bidi="es_ES"/>
-          </w:rPr>
-          <w:rPr>
-            <w:color w:val="0000EE"/>
-            <w:u w:val="single"/>
-          </w:rPr>
-          <w:t>Hechos 19:22,</w:t>
-        </w:r>
-      </w:hyperlink>
+      <w:r>
+        <w:rPr>
+          <w:lang w:val="es_ES" w:bidi="es_ES"/>
+        </w:rPr>
+        <w:t>Hechos 19:22,</w:t>
+      </w:r>
       <w:r>
         <w:rPr>
           <w:lang w:val="es_ES" w:bidi="es_ES"/>
         </w:rPr>
         <w:t xml:space="preserve"> </w:t>
       </w:r>
-      <w:hyperlink r:id="rId19">
-        <w:r>
-          <w:rPr>
-            <w:lang w:val="es_ES" w:bidi="es_ES"/>
-          </w:rPr>
-          <w:rPr>
-            <w:color w:val="0000EE"/>
-            <w:u w:val="single"/>
-          </w:rPr>
-          <w:t>1 Corintios 4:17,</w:t>
-        </w:r>
-      </w:hyperlink>
+      <w:r>
+        <w:rPr>
+          <w:lang w:val="es_ES" w:bidi="es_ES"/>
+        </w:rPr>
+        <w:t>1 Corintios 4:17,</w:t>
+      </w:r>
       <w:r>
         <w:rPr>
           <w:lang w:val="es_ES" w:bidi="es_ES"/>
         </w:rPr>
         <w:t xml:space="preserve"> </w:t>
       </w:r>
-      <w:hyperlink r:id="rId20">
-        <w:r>
-          <w:rPr>
-            <w:lang w:val="es_ES" w:bidi="es_ES"/>
-          </w:rPr>
-          <w:rPr>
-            <w:color w:val="0000EE"/>
-            <w:u w:val="single"/>
-          </w:rPr>
-          <w:t>16:10–11,</w:t>
-        </w:r>
-      </w:hyperlink>
+      <w:r>
+        <w:rPr>
+          <w:lang w:val="es_ES" w:bidi="es_ES"/>
+        </w:rPr>
+        <w:t>16:10–11,</w:t>
+      </w:r>
       <w:r>
         <w:rPr>
           <w:lang w:val="es_ES" w:bidi="es_ES"/>
         </w:rPr>
         <w:t xml:space="preserve"> </w:t>
       </w:r>
-      <w:hyperlink r:id="rId21">
-        <w:r>
-          <w:rPr>
-            <w:lang w:val="es_ES" w:bidi="es_ES"/>
-          </w:rPr>
-          <w:rPr>
-            <w:color w:val="0000EE"/>
-            <w:u w:val="single"/>
-          </w:rPr>
-          <w:t>Filipenses 2:19–23,</w:t>
-        </w:r>
-      </w:hyperlink>
+      <w:r>
+        <w:rPr>
+          <w:lang w:val="es_ES" w:bidi="es_ES"/>
+        </w:rPr>
+        <w:t>Filipenses 2:19–23,</w:t>
+      </w:r>
       <w:r>
         <w:rPr>
           <w:lang w:val="es_ES" w:bidi="es_ES"/>
         </w:rPr>
         <w:t xml:space="preserve"> </w:t>
       </w:r>
-      <w:hyperlink r:id="rId22">
-        <w:r>
-          <w:rPr>
-            <w:lang w:val="es_ES" w:bidi="es_ES"/>
-          </w:rPr>
-          <w:rPr>
-            <w:color w:val="0000EE"/>
-            <w:u w:val="single"/>
-          </w:rPr>
-          <w:t>1 Tesalonicenses 3:1–6,</w:t>
-        </w:r>
-      </w:hyperlink>
+      <w:r>
+        <w:rPr>
+          <w:lang w:val="es_ES" w:bidi="es_ES"/>
+        </w:rPr>
+        <w:t>1 Tesalonicenses 3:1–6,</w:t>
+      </w:r>
       <w:r>
         <w:rPr>
           <w:lang w:val="es_ES" w:bidi="es_ES"/>
         </w:rPr>
         <w:t xml:space="preserve"> </w:t>
       </w:r>
-      <w:hyperlink r:id="rId23">
-        <w:r>
-          <w:rPr>
-            <w:lang w:val="es_ES" w:bidi="es_ES"/>
-          </w:rPr>
-          <w:rPr>
-            <w:color w:val="0000EE"/>
-            <w:u w:val="single"/>
-          </w:rPr>
-          <w:t>1 Timoteo 1:3,</w:t>
-        </w:r>
-      </w:hyperlink>
+      <w:r>
+        <w:rPr>
+          <w:lang w:val="es_ES" w:bidi="es_ES"/>
+        </w:rPr>
+        <w:t>1 Timoteo 1:3,</w:t>
+      </w:r>
       <w:r>
         <w:rPr>
           <w:lang w:val="es_ES" w:bidi="es_ES"/>
         </w:rPr>
         <w:t xml:space="preserve"> ver también </w:t>
       </w:r>
-      <w:hyperlink r:id="rId24">
-        <w:r>
-          <w:rPr>
-            <w:lang w:val="es_ES" w:bidi="es_ES"/>
-          </w:rPr>
-          <w:rPr>
-            <w:color w:val="0000EE"/>
-            <w:u w:val="single"/>
-          </w:rPr>
-          <w:t>Hechos 17:14–15,</w:t>
-        </w:r>
-      </w:hyperlink>
+      <w:r>
+        <w:rPr>
+          <w:lang w:val="es_ES" w:bidi="es_ES"/>
+        </w:rPr>
+        <w:t>Hechos 17:14–15,</w:t>
+      </w:r>
       <w:r>
         <w:rPr>
           <w:lang w:val="es_ES" w:bidi="es_ES"/>
         </w:rPr>
         <w:t xml:space="preserve"> </w:t>
       </w:r>
-      <w:hyperlink r:id="rId25">
-        <w:r>
-          <w:rPr>
-            <w:lang w:val="es_ES" w:bidi="es_ES"/>
-          </w:rPr>
-          <w:rPr>
-            <w:color w:val="0000EE"/>
-            <w:u w:val="single"/>
-          </w:rPr>
-          <w:t>18:5</w:t>
-        </w:r>
-      </w:hyperlink>
+      <w:r>
+        <w:rPr>
+          <w:lang w:val="es_ES" w:bidi="es_ES"/>
+        </w:rPr>
+        <w:t>18:5</w:t>
+      </w:r>
       <w:r>
         <w:rPr>
           <w:lang w:val="es_ES" w:bidi="es_ES"/>
         </w:rPr>
         <w:t>). Pablo incluyó el nombre de Timoteo como coautor en varias de sus cartas (</w:t>
       </w:r>
-      <w:hyperlink r:id="rId26">
-        <w:r>
-          <w:rPr>
-            <w:lang w:val="es_ES" w:bidi="es_ES"/>
-          </w:rPr>
-          <w:rPr>
-            <w:color w:val="0000EE"/>
-            <w:u w:val="single"/>
-          </w:rPr>
-          <w:t>2 Corintios 1:1,</w:t>
-        </w:r>
-      </w:hyperlink>
+      <w:r>
+        <w:rPr>
+          <w:lang w:val="es_ES" w:bidi="es_ES"/>
+        </w:rPr>
+        <w:t>2 Corintios 1:1,</w:t>
+      </w:r>
       <w:r>
         <w:rPr>
           <w:lang w:val="es_ES" w:bidi="es_ES"/>
         </w:rPr>
         <w:t xml:space="preserve"> </w:t>
       </w:r>
-      <w:hyperlink r:id="rId27">
-        <w:r>
-          <w:rPr>
-            <w:lang w:val="es_ES" w:bidi="es_ES"/>
-          </w:rPr>
-          <w:rPr>
-            <w:color w:val="0000EE"/>
-            <w:u w:val="single"/>
-          </w:rPr>
-          <w:t>Filipenses 1:1,</w:t>
-        </w:r>
-      </w:hyperlink>
+      <w:r>
+        <w:rPr>
+          <w:lang w:val="es_ES" w:bidi="es_ES"/>
+        </w:rPr>
+        <w:t>Filipenses 1:1,</w:t>
+      </w:r>
       <w:r>
         <w:rPr>
           <w:lang w:val="es_ES" w:bidi="es_ES"/>
         </w:rPr>
         <w:t xml:space="preserve"> </w:t>
       </w:r>
-      <w:hyperlink r:id="rId28">
-        <w:r>
-          <w:rPr>
-            <w:lang w:val="es_ES" w:bidi="es_ES"/>
-          </w:rPr>
-          <w:rPr>
-            <w:color w:val="0000EE"/>
-            <w:u w:val="single"/>
-          </w:rPr>
-          <w:t>Colosenses 1:1,</w:t>
-        </w:r>
-      </w:hyperlink>
+      <w:r>
+        <w:rPr>
+          <w:lang w:val="es_ES" w:bidi="es_ES"/>
+        </w:rPr>
+        <w:t>Colosenses 1:1,</w:t>
+      </w:r>
       <w:r>
         <w:rPr>
           <w:lang w:val="es_ES" w:bidi="es_ES"/>
         </w:rPr>
         <w:t xml:space="preserve"> </w:t>
       </w:r>
-      <w:hyperlink r:id="rId29">
-        <w:r>
-          <w:rPr>
-            <w:lang w:val="es_ES" w:bidi="es_ES"/>
-          </w:rPr>
-          <w:rPr>
-            <w:color w:val="0000EE"/>
-            <w:u w:val="single"/>
-          </w:rPr>
-          <w:t>1 Tesalonicenses 1:1,</w:t>
-        </w:r>
-      </w:hyperlink>
+      <w:r>
+        <w:rPr>
+          <w:lang w:val="es_ES" w:bidi="es_ES"/>
+        </w:rPr>
+        <w:t>1 Tesalonicenses 1:1,</w:t>
+      </w:r>
       <w:r>
         <w:rPr>
           <w:lang w:val="es_ES" w:bidi="es_ES"/>
         </w:rPr>
         <w:t xml:space="preserve"> </w:t>
       </w:r>
-      <w:hyperlink r:id="rId30">
-        <w:r>
-          <w:rPr>
-            <w:lang w:val="es_ES" w:bidi="es_ES"/>
-          </w:rPr>
-          <w:rPr>
-            <w:color w:val="0000EE"/>
-            <w:u w:val="single"/>
-          </w:rPr>
-          <w:t>2 Tesalonicenses 1:1,</w:t>
-        </w:r>
-      </w:hyperlink>
+      <w:r>
+        <w:rPr>
+          <w:lang w:val="es_ES" w:bidi="es_ES"/>
+        </w:rPr>
+        <w:t>2 Tesalonicenses 1:1,</w:t>
+      </w:r>
       <w:r>
         <w:rPr>
           <w:lang w:val="es_ES" w:bidi="es_ES"/>
         </w:rPr>
         <w:t xml:space="preserve"> </w:t>
       </w:r>
-      <w:hyperlink r:id="rId31">
-        <w:r>
-          <w:rPr>
-            <w:lang w:val="es_ES" w:bidi="es_ES"/>
-          </w:rPr>
-          <w:rPr>
-            <w:color w:val="0000EE"/>
-            <w:u w:val="single"/>
-          </w:rPr>
-          <w:t>Filemón 1:1</w:t>
-        </w:r>
-      </w:hyperlink>
+      <w:r>
+        <w:rPr>
+          <w:lang w:val="es_ES" w:bidi="es_ES"/>
+        </w:rPr>
+        <w:t>Filemón 1:1</w:t>
+      </w:r>
       <w:r>
         <w:rPr>
           <w:lang w:val="es_ES" w:bidi="es_ES"/>
         </w:rPr>
         <w:t xml:space="preserve">). Pablo claramente tenía una relación cercana con Timoteo y lo respetaba mucho (ver </w:t>
       </w:r>
-      <w:hyperlink r:id="rId32">
-        <w:r>
-          <w:rPr>
-            <w:lang w:val="es_ES" w:bidi="es_ES"/>
-          </w:rPr>
-          <w:rPr>
-            <w:color w:val="0000EE"/>
-            <w:u w:val="single"/>
-          </w:rPr>
-          <w:t>Romanos 16:21,</w:t>
-        </w:r>
-      </w:hyperlink>
+      <w:r>
+        <w:rPr>
+          <w:lang w:val="es_ES" w:bidi="es_ES"/>
+        </w:rPr>
+        <w:t>Romanos 16:21,</w:t>
+      </w:r>
       <w:r>
         <w:rPr>
           <w:lang w:val="es_ES" w:bidi="es_ES"/>
         </w:rPr>
         <w:t xml:space="preserve"> </w:t>
       </w:r>
-      <w:hyperlink r:id="rId19">
-        <w:r>
-          <w:rPr>
-            <w:lang w:val="es_ES" w:bidi="es_ES"/>
-          </w:rPr>
-          <w:rPr>
-            <w:color w:val="0000EE"/>
-            <w:u w:val="single"/>
-          </w:rPr>
-          <w:t>1 Corintios 4:17,</w:t>
-        </w:r>
-      </w:hyperlink>
+      <w:r>
+        <w:rPr>
+          <w:lang w:val="es_ES" w:bidi="es_ES"/>
+        </w:rPr>
+        <w:t>1 Corintios 4:17,</w:t>
+      </w:r>
       <w:r>
         <w:rPr>
           <w:lang w:val="es_ES" w:bidi="es_ES"/>
         </w:rPr>
         <w:t xml:space="preserve"> </w:t>
       </w:r>
-      <w:hyperlink r:id="rId33">
-        <w:r>
-          <w:rPr>
-            <w:lang w:val="es_ES" w:bidi="es_ES"/>
-          </w:rPr>
-          <w:rPr>
-            <w:color w:val="0000EE"/>
-            <w:u w:val="single"/>
-          </w:rPr>
-          <w:t>1 Tesalonicenses 3:2,</w:t>
-        </w:r>
-      </w:hyperlink>
+      <w:r>
+        <w:rPr>
+          <w:lang w:val="es_ES" w:bidi="es_ES"/>
+        </w:rPr>
+        <w:t>1 Tesalonicenses 3:2,</w:t>
+      </w:r>
       <w:r>
         <w:rPr>
           <w:lang w:val="es_ES" w:bidi="es_ES"/>
         </w:rPr>
         <w:t xml:space="preserve"> </w:t>
       </w:r>
-      <w:hyperlink r:id="rId34">
-        <w:r>
-          <w:rPr>
-            <w:lang w:val="es_ES" w:bidi="es_ES"/>
-          </w:rPr>
-          <w:rPr>
-            <w:color w:val="0000EE"/>
-            <w:u w:val="single"/>
-          </w:rPr>
-          <w:t>1 Timoteo 1:2,</w:t>
-        </w:r>
-      </w:hyperlink>
+      <w:r>
+        <w:rPr>
+          <w:lang w:val="es_ES" w:bidi="es_ES"/>
+        </w:rPr>
+        <w:t>1 Timoteo 1:2,</w:t>
+      </w:r>
       <w:r>
         <w:rPr>
           <w:lang w:val="es_ES" w:bidi="es_ES"/>
         </w:rPr>
         <w:t xml:space="preserve"> </w:t>
       </w:r>
-      <w:hyperlink r:id="rId35">
-        <w:r>
-          <w:rPr>
-            <w:lang w:val="es_ES" w:bidi="es_ES"/>
-          </w:rPr>
-          <w:rPr>
-            <w:color w:val="0000EE"/>
-            <w:u w:val="single"/>
-          </w:rPr>
-          <w:t>6:11,</w:t>
-        </w:r>
-      </w:hyperlink>
+      <w:r>
+        <w:rPr>
+          <w:lang w:val="es_ES" w:bidi="es_ES"/>
+        </w:rPr>
+        <w:t>6:11,</w:t>
+      </w:r>
       <w:r>
         <w:rPr>
           <w:lang w:val="es_ES" w:bidi="es_ES"/>
         </w:rPr>
         <w:t xml:space="preserve"> </w:t>
       </w:r>
-      <w:hyperlink r:id="rId36">
-        <w:r>
-          <w:rPr>
-            <w:lang w:val="es_ES" w:bidi="es_ES"/>
-          </w:rPr>
-          <w:rPr>
-            <w:color w:val="0000EE"/>
-            <w:u w:val="single"/>
-          </w:rPr>
-          <w:t>2 Timoteo 1:2</w:t>
-        </w:r>
-      </w:hyperlink>
+      <w:r>
+        <w:rPr>
+          <w:lang w:val="es_ES" w:bidi="es_ES"/>
+        </w:rPr>
+        <w:t>2 Timoteo 1:2</w:t>
+      </w:r>
       <w:r>
         <w:rPr>
           <w:lang w:val="es_ES" w:bidi="es_ES"/>
         </w:rPr>
         <w:t>). Al acercarse el final de su vida y esperar su sentencia en prisión, Pablo deseaba fervientemente ver a Timoteo (</w:t>
       </w:r>
-      <w:hyperlink r:id="rId37">
-        <w:r>
-          <w:rPr>
-            <w:lang w:val="es_ES" w:bidi="es_ES"/>
-          </w:rPr>
-          <w:rPr>
-            <w:color w:val="0000EE"/>
-            <w:u w:val="single"/>
-          </w:rPr>
-          <w:t>2 Timoteo 1:3–4</w:t>
-        </w:r>
-      </w:hyperlink>
+      <w:r>
+        <w:rPr>
+          <w:lang w:val="es_ES" w:bidi="es_ES"/>
+        </w:rPr>
+        <w:t>2 Timoteo 1:3–4</w:t>
+      </w:r>
       <w:r>
         <w:rPr>
           <w:lang w:val="es_ES" w:bidi="es_ES"/>
         </w:rPr>
         <w:t>). Entre todos los colaboradores de Pablo, Timoteo es especialmente elogiado por su preocupación desinteresada por Jesús y su pueblo (</w:t>
       </w:r>
-      <w:hyperlink r:id="rId38">
-        <w:r>
-          <w:rPr>
-            <w:lang w:val="es_ES" w:bidi="es_ES"/>
-          </w:rPr>
-          <w:rPr>
-            <w:color w:val="0000EE"/>
-            <w:u w:val="single"/>
-          </w:rPr>
-          <w:t>Filipenses 2:20–22</w:t>
-        </w:r>
-      </w:hyperlink>
+      <w:r>
+        <w:rPr>
+          <w:lang w:val="es_ES" w:bidi="es_ES"/>
+        </w:rPr>
+        <w:t>Filipenses 2:20–22</w:t>
+      </w:r>
       <w:r>
         <w:rPr>
           <w:lang w:val="es_ES" w:bidi="es_ES"/>
@@ -761,108 +599,72 @@
         </w:rPr>
         <w:t>La segunda carta de Pablo a Timoteo (2 Timoteo) fue escrita poco antes de que Pablo fuera ejecutado. En esta carta, animó a Timoteo a ser valiente y audaz al compartir las buenas nuevas sobre Jesús. Instó a Timoteo a estar dispuesto a sufrir por Jesús (</w:t>
       </w:r>
-      <w:hyperlink r:id="rId39">
-        <w:r>
-          <w:rPr>
-            <w:lang w:val="es_ES" w:bidi="es_ES"/>
-          </w:rPr>
-          <w:rPr>
-            <w:color w:val="0000EE"/>
-            <w:u w:val="single"/>
-          </w:rPr>
-          <w:t>2 Timoteo 1:8,</w:t>
-        </w:r>
-      </w:hyperlink>
+      <w:r>
+        <w:rPr>
+          <w:lang w:val="es_ES" w:bidi="es_ES"/>
+        </w:rPr>
+        <w:t>2 Timoteo 1:8,</w:t>
+      </w:r>
       <w:r>
         <w:rPr>
           <w:lang w:val="es_ES" w:bidi="es_ES"/>
         </w:rPr>
         <w:t xml:space="preserve"> </w:t>
       </w:r>
-      <w:hyperlink r:id="rId40">
-        <w:r>
-          <w:rPr>
-            <w:lang w:val="es_ES" w:bidi="es_ES"/>
-          </w:rPr>
-          <w:rPr>
-            <w:color w:val="0000EE"/>
-            <w:u w:val="single"/>
-          </w:rPr>
-          <w:t>2:1–3,</w:t>
-        </w:r>
-      </w:hyperlink>
+      <w:r>
+        <w:rPr>
+          <w:lang w:val="es_ES" w:bidi="es_ES"/>
+        </w:rPr>
+        <w:t>2:1–3,</w:t>
+      </w:r>
       <w:r>
         <w:rPr>
           <w:lang w:val="es_ES" w:bidi="es_ES"/>
         </w:rPr>
         <w:t xml:space="preserve"> </w:t>
       </w:r>
-      <w:hyperlink r:id="rId41">
-        <w:r>
-          <w:rPr>
-            <w:lang w:val="es_ES" w:bidi="es_ES"/>
-          </w:rPr>
-          <w:rPr>
-            <w:color w:val="0000EE"/>
-            <w:u w:val="single"/>
-          </w:rPr>
-          <w:t>4:1–2</w:t>
-        </w:r>
-      </w:hyperlink>
+      <w:r>
+        <w:rPr>
+          <w:lang w:val="es_ES" w:bidi="es_ES"/>
+        </w:rPr>
+        <w:t>4:1–2</w:t>
+      </w:r>
       <w:r>
         <w:rPr>
           <w:lang w:val="es_ES" w:bidi="es_ES"/>
         </w:rPr>
         <w:t xml:space="preserve">, </w:t>
       </w:r>
-      <w:hyperlink r:id="rId42">
-        <w:r>
-          <w:rPr>
-            <w:lang w:val="es_ES" w:bidi="es_ES"/>
-          </w:rPr>
-          <w:rPr>
-            <w:color w:val="0000EE"/>
-            <w:u w:val="single"/>
-          </w:rPr>
-          <w:t>5</w:t>
-        </w:r>
-      </w:hyperlink>
+      <w:r>
+        <w:rPr>
+          <w:lang w:val="es_ES" w:bidi="es_ES"/>
+        </w:rPr>
+        <w:t>5</w:t>
+      </w:r>
       <w:r>
         <w:rPr>
           <w:lang w:val="es_ES" w:bidi="es_ES"/>
         </w:rPr>
         <w:t xml:space="preserve">). Este fue un mensaje contundente para alguien que podría haber sido naturalmente tímido (ver </w:t>
       </w:r>
-      <w:hyperlink r:id="rId43">
-        <w:r>
-          <w:rPr>
-            <w:lang w:val="es_ES" w:bidi="es_ES"/>
-          </w:rPr>
-          <w:rPr>
-            <w:color w:val="0000EE"/>
-            <w:u w:val="single"/>
-          </w:rPr>
-          <w:t>2 Timoteo 1:6–7</w:t>
-        </w:r>
-      </w:hyperlink>
+      <w:r>
+        <w:rPr>
+          <w:lang w:val="es_ES" w:bidi="es_ES"/>
+        </w:rPr>
+        <w:t>2 Timoteo 1:6–7</w:t>
+      </w:r>
       <w:r>
         <w:rPr>
           <w:lang w:val="es_ES" w:bidi="es_ES"/>
         </w:rPr>
         <w:t>). Timoteo mismo parece haber sido prisionero más tarde (</w:t>
       </w:r>
-      <w:hyperlink r:id="rId44">
-        <w:r>
-          <w:rPr>
-            <w:lang w:val="es_ES" w:bidi="es_ES"/>
-          </w:rPr>
-          <w:rPr>
-            <w:color w:val="0000EE"/>
-            <w:u w:val="single"/>
-          </w:rPr>
-          <w:t>Hebreos 13:23</w:t>
-        </w:r>
-      </w:hyperlink>
+      <w:r>
+        <w:rPr>
+          <w:lang w:val="es_ES" w:bidi="es_ES"/>
+        </w:rPr>
+        <w:t>Hebreos 13:23</w:t>
+      </w:r>
       <w:r>
         <w:rPr>
           <w:lang w:val="es_ES" w:bidi="es_ES"/>
@@ -906,324 +708,216 @@
           <w:lang w:val="es_ES" w:bidi="es_ES"/>
         </w:rPr>
       </w:r>
-      <w:hyperlink r:id="rId17">
-        <w:r>
-          <w:rPr>
-            <w:lang w:val="es_ES" w:bidi="es_ES"/>
-          </w:rPr>
-          <w:rPr>
-            <w:color w:val="0000EE"/>
-            <w:u w:val="single"/>
-          </w:rPr>
-          <w:t>Hechos 16:1–3,</w:t>
-        </w:r>
-      </w:hyperlink>
+      <w:r>
+        <w:rPr>
+          <w:lang w:val="es_ES" w:bidi="es_ES"/>
+        </w:rPr>
+        <w:t>Hechos 16:1–3,</w:t>
+      </w:r>
       <w:r>
         <w:rPr>
           <w:lang w:val="es_ES" w:bidi="es_ES"/>
         </w:rPr>
         <w:t xml:space="preserve"> </w:t>
       </w:r>
-      <w:hyperlink r:id="rId24">
-        <w:r>
-          <w:rPr>
-            <w:lang w:val="es_ES" w:bidi="es_ES"/>
-          </w:rPr>
-          <w:rPr>
-            <w:color w:val="0000EE"/>
-            <w:u w:val="single"/>
-          </w:rPr>
-          <w:t>17:14–15,</w:t>
-        </w:r>
-      </w:hyperlink>
+      <w:r>
+        <w:rPr>
+          <w:lang w:val="es_ES" w:bidi="es_ES"/>
+        </w:rPr>
+        <w:t>17:14–15,</w:t>
+      </w:r>
       <w:r>
         <w:rPr>
           <w:lang w:val="es_ES" w:bidi="es_ES"/>
         </w:rPr>
         <w:t xml:space="preserve"> </w:t>
       </w:r>
-      <w:hyperlink r:id="rId25">
-        <w:r>
-          <w:rPr>
-            <w:lang w:val="es_ES" w:bidi="es_ES"/>
-          </w:rPr>
-          <w:rPr>
-            <w:color w:val="0000EE"/>
-            <w:u w:val="single"/>
-          </w:rPr>
-          <w:t>18:5,</w:t>
-        </w:r>
-      </w:hyperlink>
+      <w:r>
+        <w:rPr>
+          <w:lang w:val="es_ES" w:bidi="es_ES"/>
+        </w:rPr>
+        <w:t>18:5,</w:t>
+      </w:r>
       <w:r>
         <w:rPr>
           <w:lang w:val="es_ES" w:bidi="es_ES"/>
         </w:rPr>
         <w:t xml:space="preserve"> </w:t>
       </w:r>
-      <w:hyperlink r:id="rId18">
-        <w:r>
-          <w:rPr>
-            <w:lang w:val="es_ES" w:bidi="es_ES"/>
-          </w:rPr>
-          <w:rPr>
-            <w:color w:val="0000EE"/>
-            <w:u w:val="single"/>
-          </w:rPr>
-          <w:t>19:22,</w:t>
-        </w:r>
-      </w:hyperlink>
+      <w:r>
+        <w:rPr>
+          <w:lang w:val="es_ES" w:bidi="es_ES"/>
+        </w:rPr>
+        <w:t>19:22,</w:t>
+      </w:r>
       <w:r>
         <w:rPr>
           <w:lang w:val="es_ES" w:bidi="es_ES"/>
         </w:rPr>
         <w:t xml:space="preserve"> </w:t>
       </w:r>
-      <w:hyperlink r:id="rId45">
-        <w:r>
-          <w:rPr>
-            <w:lang w:val="es_ES" w:bidi="es_ES"/>
-          </w:rPr>
-          <w:rPr>
-            <w:color w:val="0000EE"/>
-            <w:u w:val="single"/>
-          </w:rPr>
-          <w:t>20:4,</w:t>
-        </w:r>
-      </w:hyperlink>
+      <w:r>
+        <w:rPr>
+          <w:lang w:val="es_ES" w:bidi="es_ES"/>
+        </w:rPr>
+        <w:t>20:4,</w:t>
+      </w:r>
       <w:r>
         <w:rPr>
           <w:lang w:val="es_ES" w:bidi="es_ES"/>
         </w:rPr>
         <w:t xml:space="preserve"> </w:t>
       </w:r>
-      <w:hyperlink r:id="rId32">
-        <w:r>
-          <w:rPr>
-            <w:lang w:val="es_ES" w:bidi="es_ES"/>
-          </w:rPr>
-          <w:rPr>
-            <w:color w:val="0000EE"/>
-            <w:u w:val="single"/>
-          </w:rPr>
-          <w:t>Romanos 16:21,</w:t>
-        </w:r>
-      </w:hyperlink>
+      <w:r>
+        <w:rPr>
+          <w:lang w:val="es_ES" w:bidi="es_ES"/>
+        </w:rPr>
+        <w:t>Romanos 16:21,</w:t>
+      </w:r>
       <w:r>
         <w:rPr>
           <w:lang w:val="es_ES" w:bidi="es_ES"/>
         </w:rPr>
         <w:t xml:space="preserve"> </w:t>
       </w:r>
-      <w:hyperlink r:id="rId19">
-        <w:r>
-          <w:rPr>
-            <w:lang w:val="es_ES" w:bidi="es_ES"/>
-          </w:rPr>
-          <w:rPr>
-            <w:color w:val="0000EE"/>
-            <w:u w:val="single"/>
-          </w:rPr>
-          <w:t>1 Corintios 4:17,</w:t>
-        </w:r>
-      </w:hyperlink>
+      <w:r>
+        <w:rPr>
+          <w:lang w:val="es_ES" w:bidi="es_ES"/>
+        </w:rPr>
+        <w:t>1 Corintios 4:17,</w:t>
+      </w:r>
       <w:r>
         <w:rPr>
           <w:lang w:val="es_ES" w:bidi="es_ES"/>
         </w:rPr>
         <w:t xml:space="preserve"> </w:t>
       </w:r>
-      <w:hyperlink r:id="rId20">
-        <w:r>
-          <w:rPr>
-            <w:lang w:val="es_ES" w:bidi="es_ES"/>
-          </w:rPr>
-          <w:rPr>
-            <w:color w:val="0000EE"/>
-            <w:u w:val="single"/>
-          </w:rPr>
-          <w:t>16:10–11,</w:t>
-        </w:r>
-      </w:hyperlink>
+      <w:r>
+        <w:rPr>
+          <w:lang w:val="es_ES" w:bidi="es_ES"/>
+        </w:rPr>
+        <w:t>16:10–11,</w:t>
+      </w:r>
       <w:r>
         <w:rPr>
           <w:lang w:val="es_ES" w:bidi="es_ES"/>
         </w:rPr>
         <w:t xml:space="preserve"> </w:t>
       </w:r>
-      <w:hyperlink r:id="rId26">
-        <w:r>
-          <w:rPr>
-            <w:lang w:val="es_ES" w:bidi="es_ES"/>
-          </w:rPr>
-          <w:rPr>
-            <w:color w:val="0000EE"/>
-            <w:u w:val="single"/>
-          </w:rPr>
-          <w:t>2 Corintios 1:1</w:t>
-        </w:r>
-      </w:hyperlink>
+      <w:r>
+        <w:rPr>
+          <w:lang w:val="es_ES" w:bidi="es_ES"/>
+        </w:rPr>
+        <w:t>2 Corintios 1:1</w:t>
+      </w:r>
       <w:r>
         <w:rPr>
           <w:lang w:val="es_ES" w:bidi="es_ES"/>
         </w:rPr>
         <w:t xml:space="preserve">, </w:t>
       </w:r>
-      <w:hyperlink r:id="rId46">
-        <w:r>
-          <w:rPr>
-            <w:lang w:val="es_ES" w:bidi="es_ES"/>
-          </w:rPr>
-          <w:rPr>
-            <w:color w:val="0000EE"/>
-            <w:u w:val="single"/>
-          </w:rPr>
-          <w:t>19,</w:t>
-        </w:r>
-      </w:hyperlink>
+      <w:r>
+        <w:rPr>
+          <w:lang w:val="es_ES" w:bidi="es_ES"/>
+        </w:rPr>
+        <w:t>19,</w:t>
+      </w:r>
       <w:r>
         <w:rPr>
           <w:lang w:val="es_ES" w:bidi="es_ES"/>
         </w:rPr>
         <w:t xml:space="preserve"> </w:t>
       </w:r>
-      <w:hyperlink r:id="rId27">
-        <w:r>
-          <w:rPr>
-            <w:lang w:val="es_ES" w:bidi="es_ES"/>
-          </w:rPr>
-          <w:rPr>
-            <w:color w:val="0000EE"/>
-            <w:u w:val="single"/>
-          </w:rPr>
-          <w:t>Filipenses 1:1,</w:t>
-        </w:r>
-      </w:hyperlink>
+      <w:r>
+        <w:rPr>
+          <w:lang w:val="es_ES" w:bidi="es_ES"/>
+        </w:rPr>
+        <w:t>Filipenses 1:1,</w:t>
+      </w:r>
       <w:r>
         <w:rPr>
           <w:lang w:val="es_ES" w:bidi="es_ES"/>
         </w:rPr>
         <w:t xml:space="preserve"> </w:t>
       </w:r>
-      <w:hyperlink r:id="rId21">
-        <w:r>
-          <w:rPr>
-            <w:lang w:val="es_ES" w:bidi="es_ES"/>
-          </w:rPr>
-          <w:rPr>
-            <w:color w:val="0000EE"/>
-            <w:u w:val="single"/>
-          </w:rPr>
-          <w:t>2:19–23,</w:t>
-        </w:r>
-      </w:hyperlink>
+      <w:r>
+        <w:rPr>
+          <w:lang w:val="es_ES" w:bidi="es_ES"/>
+        </w:rPr>
+        <w:t>2:19–23,</w:t>
+      </w:r>
       <w:r>
         <w:rPr>
           <w:lang w:val="es_ES" w:bidi="es_ES"/>
         </w:rPr>
         <w:t xml:space="preserve"> </w:t>
       </w:r>
-      <w:hyperlink r:id="rId28">
-        <w:r>
-          <w:rPr>
-            <w:lang w:val="es_ES" w:bidi="es_ES"/>
-          </w:rPr>
-          <w:rPr>
-            <w:color w:val="0000EE"/>
-            <w:u w:val="single"/>
-          </w:rPr>
-          <w:t>Colosenses 1:1</w:t>
-        </w:r>
-      </w:hyperlink>
+      <w:r>
+        <w:rPr>
+          <w:lang w:val="es_ES" w:bidi="es_ES"/>
+        </w:rPr>
+        <w:t>Colosenses 1:1</w:t>
+      </w:r>
       <w:r>
         <w:rPr>
           <w:lang w:val="es_ES" w:bidi="es_ES"/>
         </w:rPr>
         <w:t xml:space="preserve">; </w:t>
       </w:r>
-      <w:hyperlink r:id="rId29">
-        <w:r>
-          <w:rPr>
-            <w:lang w:val="es_ES" w:bidi="es_ES"/>
-          </w:rPr>
-          <w:rPr>
-            <w:color w:val="0000EE"/>
-            <w:u w:val="single"/>
-          </w:rPr>
-          <w:t>1 Tesalonicenses 1:1,</w:t>
-        </w:r>
-      </w:hyperlink>
+      <w:r>
+        <w:rPr>
+          <w:lang w:val="es_ES" w:bidi="es_ES"/>
+        </w:rPr>
+        <w:t>1 Tesalonicenses 1:1,</w:t>
+      </w:r>
       <w:r>
         <w:rPr>
           <w:lang w:val="es_ES" w:bidi="es_ES"/>
         </w:rPr>
         <w:t xml:space="preserve"> </w:t>
       </w:r>
-      <w:hyperlink r:id="rId47">
-        <w:r>
-          <w:rPr>
-            <w:lang w:val="es_ES" w:bidi="es_ES"/>
-          </w:rPr>
-          <w:rPr>
-            <w:color w:val="0000EE"/>
-            <w:u w:val="single"/>
-          </w:rPr>
-          <w:t>3:2–6,</w:t>
-        </w:r>
-      </w:hyperlink>
+      <w:r>
+        <w:rPr>
+          <w:lang w:val="es_ES" w:bidi="es_ES"/>
+        </w:rPr>
+        <w:t>3:2–6,</w:t>
+      </w:r>
       <w:r>
         <w:rPr>
           <w:lang w:val="es_ES" w:bidi="es_ES"/>
         </w:rPr>
         <w:t xml:space="preserve"> </w:t>
       </w:r>
-      <w:hyperlink r:id="rId30">
-        <w:r>
-          <w:rPr>
-            <w:lang w:val="es_ES" w:bidi="es_ES"/>
-          </w:rPr>
-          <w:rPr>
-            <w:color w:val="0000EE"/>
-            <w:u w:val="single"/>
-          </w:rPr>
-          <w:t>2 Tesalonicenses 1:1,</w:t>
-        </w:r>
-      </w:hyperlink>
+      <w:r>
+        <w:rPr>
+          <w:lang w:val="es_ES" w:bidi="es_ES"/>
+        </w:rPr>
+        <w:t>2 Tesalonicenses 1:1,</w:t>
+      </w:r>
       <w:r>
         <w:rPr>
           <w:lang w:val="es_ES" w:bidi="es_ES"/>
         </w:rPr>
         <w:t xml:space="preserve"> 1–2 Timoteo; </w:t>
       </w:r>
-      <w:hyperlink r:id="rId31">
-        <w:r>
-          <w:rPr>
-            <w:lang w:val="es_ES" w:bidi="es_ES"/>
-          </w:rPr>
-          <w:rPr>
-            <w:color w:val="0000EE"/>
-            <w:u w:val="single"/>
-          </w:rPr>
-          <w:t>Filemón 1:1,</w:t>
-        </w:r>
-      </w:hyperlink>
+      <w:r>
+        <w:rPr>
+          <w:lang w:val="es_ES" w:bidi="es_ES"/>
+        </w:rPr>
+        <w:t>Filemón 1:1,</w:t>
+      </w:r>
       <w:r>
         <w:rPr>
           <w:lang w:val="es_ES" w:bidi="es_ES"/>
         </w:rPr>
         <w:t xml:space="preserve"> </w:t>
       </w:r>
-      <w:hyperlink r:id="rId44">
-        <w:r>
-          <w:rPr>
-            <w:lang w:val="es_ES" w:bidi="es_ES"/>
-          </w:rPr>
-          <w:rPr>
-            <w:color w:val="0000EE"/>
-            <w:u w:val="single"/>
-          </w:rPr>
-          <w:t>Hebreos 13:23</w:t>
-        </w:r>
-      </w:hyperlink>
+      <w:r>
+        <w:rPr>
+          <w:lang w:val="es_ES" w:bidi="es_ES"/>
+        </w:rPr>
+        <w:t>Hebreos 13:23</w:t>
+      </w:r>
       <w:r>
         <w:rPr>
           <w:lang w:val="es_ES" w:bidi="es_ES"/>
@@ -1286,36 +980,24 @@
         </w:rPr>
         <w:t>No conocemos los antecedentes ni la conversión de Tito. Su nombre no se menciona en Hechos. La primera vez que oímos de él es como un creyente no judío que acompañó a Pablo y Bernabé a Jerusalén (</w:t>
       </w:r>
-      <w:hyperlink r:id="rId48">
-        <w:r>
-          <w:rPr>
-            <w:lang w:val="es_ES" w:bidi="es_ES"/>
-          </w:rPr>
-          <w:rPr>
-            <w:color w:val="0000EE"/>
-            <w:u w:val="single"/>
-          </w:rPr>
-          <w:t>Gálatas 2:1</w:t>
-        </w:r>
-      </w:hyperlink>
+      <w:r>
+        <w:rPr>
+          <w:lang w:val="es_ES" w:bidi="es_ES"/>
+        </w:rPr>
+        <w:t>Gálatas 2:1</w:t>
+      </w:r>
       <w:r>
         <w:rPr>
           <w:lang w:val="es_ES" w:bidi="es_ES"/>
         </w:rPr>
         <w:t>). Es importante destacar que Pablo enfatizó que Tito no fue obligado a circuncidarse (</w:t>
       </w:r>
-      <w:hyperlink r:id="rId49">
-        <w:r>
-          <w:rPr>
-            <w:lang w:val="es_ES" w:bidi="es_ES"/>
-          </w:rPr>
-          <w:rPr>
-            <w:color w:val="0000EE"/>
-            <w:u w:val="single"/>
-          </w:rPr>
-          <w:t>Gálatas 2:3</w:t>
-        </w:r>
-      </w:hyperlink>
+      <w:r>
+        <w:rPr>
+          <w:lang w:val="es_ES" w:bidi="es_ES"/>
+        </w:rPr>
+        <w:t>Gálatas 2:3</w:t>
+      </w:r>
       <w:r>
         <w:rPr>
           <w:lang w:val="es_ES" w:bidi="es_ES"/>
@@ -1336,108 +1018,72 @@
         </w:rPr>
         <w:t xml:space="preserve">Más tarde, como miembro de confianza del equipo de Pablo, Tito asumió misiones especiales. Pablo lo envió a Corinto para manejar una situación difícil, probablemente llevando la exigente carta mencionada en </w:t>
       </w:r>
-      <w:hyperlink r:id="rId50">
-        <w:r>
-          <w:rPr>
-            <w:lang w:val="es_ES" w:bidi="es_ES"/>
-          </w:rPr>
-          <w:rPr>
-            <w:color w:val="0000EE"/>
-            <w:u w:val="single"/>
-          </w:rPr>
-          <w:t>2 Corintios 2:4</w:t>
-        </w:r>
-      </w:hyperlink>
+      <w:r>
+        <w:rPr>
+          <w:lang w:val="es_ES" w:bidi="es_ES"/>
+        </w:rPr>
+        <w:t>2 Corintios 2:4</w:t>
+      </w:r>
       <w:r>
         <w:rPr>
           <w:lang w:val="es_ES" w:bidi="es_ES"/>
         </w:rPr>
         <w:t xml:space="preserve">, </w:t>
       </w:r>
-      <w:hyperlink r:id="rId51">
-        <w:r>
-          <w:rPr>
-            <w:lang w:val="es_ES" w:bidi="es_ES"/>
-          </w:rPr>
-          <w:rPr>
-            <w:color w:val="0000EE"/>
-            <w:u w:val="single"/>
-          </w:rPr>
-          <w:t>9;</w:t>
-        </w:r>
-      </w:hyperlink>
+      <w:r>
+        <w:rPr>
+          <w:lang w:val="es_ES" w:bidi="es_ES"/>
+        </w:rPr>
+        <w:t>9;</w:t>
+      </w:r>
       <w:r>
         <w:rPr>
           <w:lang w:val="es_ES" w:bidi="es_ES"/>
         </w:rPr>
         <w:t xml:space="preserve"> </w:t>
       </w:r>
-      <w:hyperlink r:id="rId52">
-        <w:r>
-          <w:rPr>
-            <w:lang w:val="es_ES" w:bidi="es_ES"/>
-          </w:rPr>
-          <w:rPr>
-            <w:color w:val="0000EE"/>
-            <w:u w:val="single"/>
-          </w:rPr>
-          <w:t>7:8–9</w:t>
-        </w:r>
-      </w:hyperlink>
+      <w:r>
+        <w:rPr>
+          <w:lang w:val="es_ES" w:bidi="es_ES"/>
+        </w:rPr>
+        <w:t>7:8–9</w:t>
+      </w:r>
       <w:r>
         <w:rPr>
           <w:lang w:val="es_ES" w:bidi="es_ES"/>
         </w:rPr>
         <w:t xml:space="preserve">. Esta tarea requería a alguien que pudiera ser tanto gentil como firme como líder. Tito parecía tener una personalidad más fuerte que Timoteo (ver </w:t>
       </w:r>
-      <w:hyperlink r:id="rId20">
-        <w:r>
-          <w:rPr>
-            <w:lang w:val="es_ES" w:bidi="es_ES"/>
-          </w:rPr>
-          <w:rPr>
-            <w:color w:val="0000EE"/>
-            <w:u w:val="single"/>
-          </w:rPr>
-          <w:t>1 Corintios 16:10–11,</w:t>
-        </w:r>
-      </w:hyperlink>
+      <w:r>
+        <w:rPr>
+          <w:lang w:val="es_ES" w:bidi="es_ES"/>
+        </w:rPr>
+        <w:t>1 Corintios 16:10–11,</w:t>
+      </w:r>
       <w:r>
         <w:rPr>
           <w:lang w:val="es_ES" w:bidi="es_ES"/>
         </w:rPr>
         <w:t xml:space="preserve"> </w:t>
       </w:r>
-      <w:hyperlink r:id="rId53">
-        <w:r>
-          <w:rPr>
-            <w:lang w:val="es_ES" w:bidi="es_ES"/>
-          </w:rPr>
-          <w:rPr>
-            <w:color w:val="0000EE"/>
-            <w:u w:val="single"/>
-          </w:rPr>
-          <w:t>2 Corintios 7:13–15,</w:t>
-        </w:r>
-      </w:hyperlink>
+      <w:r>
+        <w:rPr>
+          <w:lang w:val="es_ES" w:bidi="es_ES"/>
+        </w:rPr>
+        <w:t>2 Corintios 7:13–15,</w:t>
+      </w:r>
       <w:r>
         <w:rPr>
           <w:lang w:val="es_ES" w:bidi="es_ES"/>
         </w:rPr>
         <w:t xml:space="preserve"> </w:t>
       </w:r>
-      <w:hyperlink r:id="rId43">
-        <w:r>
-          <w:rPr>
-            <w:lang w:val="es_ES" w:bidi="es_ES"/>
-          </w:rPr>
-          <w:rPr>
-            <w:color w:val="0000EE"/>
-            <w:u w:val="single"/>
-          </w:rPr>
-          <w:t>2 Timoteo 1:6–7</w:t>
-        </w:r>
-      </w:hyperlink>
+      <w:r>
+        <w:rPr>
+          <w:lang w:val="es_ES" w:bidi="es_ES"/>
+        </w:rPr>
+        <w:t>2 Timoteo 1:6–7</w:t>
+      </w:r>
       <w:r>
         <w:rPr>
           <w:lang w:val="es_ES" w:bidi="es_ES"/>
@@ -1458,36 +1104,24 @@
         </w:rPr>
         <w:t>Tito regresó a Pablo con buenas nuevas (</w:t>
       </w:r>
-      <w:hyperlink r:id="rId54">
-        <w:r>
-          <w:rPr>
-            <w:lang w:val="es_ES" w:bidi="es_ES"/>
-          </w:rPr>
-          <w:rPr>
-            <w:color w:val="0000EE"/>
-            <w:u w:val="single"/>
-          </w:rPr>
-          <w:t>2 Corintios 7:6–7</w:t>
-        </w:r>
-      </w:hyperlink>
+      <w:r>
+        <w:rPr>
+          <w:lang w:val="es_ES" w:bidi="es_ES"/>
+        </w:rPr>
+        <w:t>2 Corintios 7:6–7</w:t>
+      </w:r>
       <w:r>
         <w:rPr>
           <w:lang w:val="es_ES" w:bidi="es_ES"/>
         </w:rPr>
         <w:t xml:space="preserve">, </w:t>
       </w:r>
-      <w:hyperlink r:id="rId53">
-        <w:r>
-          <w:rPr>
-            <w:lang w:val="es_ES" w:bidi="es_ES"/>
-          </w:rPr>
-          <w:rPr>
-            <w:color w:val="0000EE"/>
-            <w:u w:val="single"/>
-          </w:rPr>
-          <w:t>13–15</w:t>
-        </w:r>
-      </w:hyperlink>
+      <w:r>
+        <w:rPr>
+          <w:lang w:val="es_ES" w:bidi="es_ES"/>
+        </w:rPr>
+        <w:t>13–15</w:t>
+      </w:r>
       <w:r>
         <w:rPr>
           <w:lang w:val="es_ES" w:bidi="es_ES"/>
@@ -1507,90 +1141,60 @@
         </w:rPr>
         <w:t>. Esta carta animó a los creyentes a completar su recaudación de fondos para los cristianos pobres en Jerusalén. Tito aceptó con entusiasmo esta tarea porque amaba a los cristianos en Corinto (</w:t>
       </w:r>
-      <w:hyperlink r:id="rId55">
-        <w:r>
-          <w:rPr>
-            <w:lang w:val="es_ES" w:bidi="es_ES"/>
-          </w:rPr>
-          <w:rPr>
-            <w:color w:val="0000EE"/>
-            <w:u w:val="single"/>
-          </w:rPr>
-          <w:t>2 Corintios 7:15,</w:t>
-        </w:r>
-      </w:hyperlink>
+      <w:r>
+        <w:rPr>
+          <w:lang w:val="es_ES" w:bidi="es_ES"/>
+        </w:rPr>
+        <w:t>2 Corintios 7:15,</w:t>
+      </w:r>
       <w:r>
         <w:rPr>
           <w:lang w:val="es_ES" w:bidi="es_ES"/>
         </w:rPr>
         <w:t xml:space="preserve"> </w:t>
       </w:r>
-      <w:hyperlink r:id="rId56">
-        <w:r>
-          <w:rPr>
-            <w:lang w:val="es_ES" w:bidi="es_ES"/>
-          </w:rPr>
-          <w:rPr>
-            <w:color w:val="0000EE"/>
-            <w:u w:val="single"/>
-          </w:rPr>
-          <w:t>8:6</w:t>
-        </w:r>
-      </w:hyperlink>
+      <w:r>
+        <w:rPr>
+          <w:lang w:val="es_ES" w:bidi="es_ES"/>
+        </w:rPr>
+        <w:t>8:6</w:t>
+      </w:r>
       <w:r>
         <w:rPr>
           <w:lang w:val="es_ES" w:bidi="es_ES"/>
         </w:rPr>
         <w:t xml:space="preserve">, </w:t>
       </w:r>
-      <w:hyperlink r:id="rId57">
-        <w:r>
-          <w:rPr>
-            <w:lang w:val="es_ES" w:bidi="es_ES"/>
-          </w:rPr>
-          <w:rPr>
-            <w:color w:val="0000EE"/>
-            <w:u w:val="single"/>
-          </w:rPr>
-          <w:t>16–17</w:t>
-        </w:r>
-      </w:hyperlink>
+      <w:r>
+        <w:rPr>
+          <w:lang w:val="es_ES" w:bidi="es_ES"/>
+        </w:rPr>
+        <w:t>16–17</w:t>
+      </w:r>
       <w:r>
         <w:rPr>
           <w:lang w:val="es_ES" w:bidi="es_ES"/>
         </w:rPr>
         <w:t>). Pablo lo describió como una persona íntegra y similar a él mismo (</w:t>
       </w:r>
-      <w:hyperlink r:id="rId58">
-        <w:r>
-          <w:rPr>
-            <w:lang w:val="es_ES" w:bidi="es_ES"/>
-          </w:rPr>
-          <w:rPr>
-            <w:color w:val="0000EE"/>
-            <w:u w:val="single"/>
-          </w:rPr>
-          <w:t>2 Corintios 8:23,</w:t>
-        </w:r>
-      </w:hyperlink>
+      <w:r>
+        <w:rPr>
+          <w:lang w:val="es_ES" w:bidi="es_ES"/>
+        </w:rPr>
+        <w:t>2 Corintios 8:23,</w:t>
+      </w:r>
       <w:r>
         <w:rPr>
           <w:lang w:val="es_ES" w:bidi="es_ES"/>
         </w:rPr>
         <w:t xml:space="preserve"> </w:t>
       </w:r>
-      <w:hyperlink r:id="rId59">
-        <w:r>
-          <w:rPr>
-            <w:lang w:val="es_ES" w:bidi="es_ES"/>
-          </w:rPr>
-          <w:rPr>
-            <w:color w:val="0000EE"/>
-            <w:u w:val="single"/>
-          </w:rPr>
-          <w:t>12:18</w:t>
-        </w:r>
-      </w:hyperlink>
+      <w:r>
+        <w:rPr>
+          <w:lang w:val="es_ES" w:bidi="es_ES"/>
+        </w:rPr>
+        <w:t>12:18</w:t>
+      </w:r>
       <w:r>
         <w:rPr>
           <w:lang w:val="es_ES" w:bidi="es_ES"/>
@@ -1611,36 +1215,24 @@
         </w:rPr>
         <w:t>Unos años después, tras el primer juicio de Pablo en Roma y su liberación, dejó a Tito en la isla de Creta para fortalecer la iglesia. Mientras Tito estaba allí, Pablo le escribió una carta. En la carta, Pablo le dio consejos sobre cómo elegir líderes para la iglesia y animó a Tito a enseñar y mostrar un comportamiento piadoso. Luego, Pablo le pidió a Tito que se reuniera con él en Nicópolis (en Acaya), donde Pablo planeaba pasar el invierno (</w:t>
       </w:r>
-      <w:hyperlink r:id="rId60">
-        <w:r>
-          <w:rPr>
-            <w:lang w:val="es_ES" w:bidi="es_ES"/>
-          </w:rPr>
-          <w:rPr>
-            <w:color w:val="0000EE"/>
-            <w:u w:val="single"/>
-          </w:rPr>
-          <w:t>Tito 3:12</w:t>
-        </w:r>
-      </w:hyperlink>
+      <w:r>
+        <w:rPr>
+          <w:lang w:val="es_ES" w:bidi="es_ES"/>
+        </w:rPr>
+        <w:t>Tito 3:12</w:t>
+      </w:r>
       <w:r>
         <w:rPr>
           <w:lang w:val="es_ES" w:bidi="es_ES"/>
         </w:rPr>
         <w:t>). Más tarde, poco antes de que Pablo fuera ejecutado en Roma, escribió que Tito había ido a Dalmacia (a lo largo de la costa del Adriático, al noroeste de la Grecia moderna), probablemente para realizar trabajo ministerial allí (</w:t>
       </w:r>
-      <w:hyperlink r:id="rId61">
-        <w:r>
-          <w:rPr>
-            <w:lang w:val="es_ES" w:bidi="es_ES"/>
-          </w:rPr>
-          <w:rPr>
-            <w:color w:val="0000EE"/>
-            <w:u w:val="single"/>
-          </w:rPr>
-          <w:t>2 Timoteo 4:10</w:t>
-        </w:r>
-      </w:hyperlink>
+      <w:r>
+        <w:rPr>
+          <w:lang w:val="es_ES" w:bidi="es_ES"/>
+        </w:rPr>
+        <w:t>2 Timoteo 4:10</w:t>
+      </w:r>
       <w:r>
         <w:rPr>
           <w:lang w:val="es_ES" w:bidi="es_ES"/>
@@ -1697,216 +1289,144 @@
           <w:lang w:val="es_ES" w:bidi="es_ES"/>
         </w:rPr>
       </w:r>
-      <w:hyperlink r:id="rId62">
-        <w:r>
-          <w:rPr>
-            <w:lang w:val="es_ES" w:bidi="es_ES"/>
-          </w:rPr>
-          <w:rPr>
-            <w:color w:val="0000EE"/>
-            <w:u w:val="single"/>
-          </w:rPr>
-          <w:t>2 Corintios 2:13,</w:t>
-        </w:r>
-      </w:hyperlink>
+      <w:r>
+        <w:rPr>
+          <w:lang w:val="es_ES" w:bidi="es_ES"/>
+        </w:rPr>
+        <w:t>2 Corintios 2:13,</w:t>
+      </w:r>
       <w:r>
         <w:rPr>
           <w:lang w:val="es_ES" w:bidi="es_ES"/>
         </w:rPr>
         <w:t xml:space="preserve"> </w:t>
       </w:r>
-      <w:hyperlink r:id="rId63">
-        <w:r>
-          <w:rPr>
-            <w:lang w:val="es_ES" w:bidi="es_ES"/>
-          </w:rPr>
-          <w:rPr>
-            <w:color w:val="0000EE"/>
-            <w:u w:val="single"/>
-          </w:rPr>
-          <w:t>7:6</w:t>
-        </w:r>
-      </w:hyperlink>
+      <w:r>
+        <w:rPr>
+          <w:lang w:val="es_ES" w:bidi="es_ES"/>
+        </w:rPr>
+        <w:t>7:6</w:t>
+      </w:r>
       <w:r>
         <w:rPr>
           <w:lang w:val="es_ES" w:bidi="es_ES"/>
         </w:rPr>
         <w:t xml:space="preserve">, </w:t>
       </w:r>
-      <w:hyperlink r:id="rId64">
-        <w:r>
-          <w:rPr>
-            <w:lang w:val="es_ES" w:bidi="es_ES"/>
-          </w:rPr>
-          <w:rPr>
-            <w:color w:val="0000EE"/>
-            <w:u w:val="single"/>
-          </w:rPr>
-          <w:t>13–14,</w:t>
-        </w:r>
-      </w:hyperlink>
+      <w:r>
+        <w:rPr>
+          <w:lang w:val="es_ES" w:bidi="es_ES"/>
+        </w:rPr>
+        <w:t>13–14,</w:t>
+      </w:r>
       <w:r>
         <w:rPr>
           <w:lang w:val="es_ES" w:bidi="es_ES"/>
         </w:rPr>
         <w:t xml:space="preserve"> </w:t>
       </w:r>
-      <w:hyperlink r:id="rId56">
-        <w:r>
-          <w:rPr>
-            <w:lang w:val="es_ES" w:bidi="es_ES"/>
-          </w:rPr>
-          <w:rPr>
-            <w:color w:val="0000EE"/>
-            <w:u w:val="single"/>
-          </w:rPr>
-          <w:t>8:6</w:t>
-        </w:r>
-      </w:hyperlink>
+      <w:r>
+        <w:rPr>
+          <w:lang w:val="es_ES" w:bidi="es_ES"/>
+        </w:rPr>
+        <w:t>8:6</w:t>
+      </w:r>
       <w:r>
         <w:rPr>
           <w:lang w:val="es_ES" w:bidi="es_ES"/>
         </w:rPr>
         <w:t xml:space="preserve">, </w:t>
       </w:r>
-      <w:hyperlink r:id="rId57">
-        <w:r>
-          <w:rPr>
-            <w:lang w:val="es_ES" w:bidi="es_ES"/>
-          </w:rPr>
-          <w:rPr>
-            <w:color w:val="0000EE"/>
-            <w:u w:val="single"/>
-          </w:rPr>
-          <w:t>16–17</w:t>
-        </w:r>
-      </w:hyperlink>
+      <w:r>
+        <w:rPr>
+          <w:lang w:val="es_ES" w:bidi="es_ES"/>
+        </w:rPr>
+        <w:t>16–17</w:t>
+      </w:r>
       <w:r>
         <w:rPr>
           <w:lang w:val="es_ES" w:bidi="es_ES"/>
         </w:rPr>
         <w:t xml:space="preserve">, </w:t>
       </w:r>
-      <w:hyperlink r:id="rId58">
-        <w:r>
-          <w:rPr>
-            <w:lang w:val="es_ES" w:bidi="es_ES"/>
-          </w:rPr>
-          <w:rPr>
-            <w:color w:val="0000EE"/>
-            <w:u w:val="single"/>
-          </w:rPr>
-          <w:t>23,</w:t>
-        </w:r>
-      </w:hyperlink>
+      <w:r>
+        <w:rPr>
+          <w:lang w:val="es_ES" w:bidi="es_ES"/>
+        </w:rPr>
+        <w:t>23,</w:t>
+      </w:r>
       <w:r>
         <w:rPr>
           <w:lang w:val="es_ES" w:bidi="es_ES"/>
         </w:rPr>
         <w:t xml:space="preserve"> </w:t>
       </w:r>
-      <w:hyperlink r:id="rId59">
-        <w:r>
-          <w:rPr>
-            <w:lang w:val="es_ES" w:bidi="es_ES"/>
-          </w:rPr>
-          <w:rPr>
-            <w:color w:val="0000EE"/>
-            <w:u w:val="single"/>
-          </w:rPr>
-          <w:t>12:18</w:t>
-        </w:r>
-      </w:hyperlink>
+      <w:r>
+        <w:rPr>
+          <w:lang w:val="es_ES" w:bidi="es_ES"/>
+        </w:rPr>
+        <w:t>12:18</w:t>
+      </w:r>
       <w:r>
         <w:rPr>
           <w:lang w:val="es_ES" w:bidi="es_ES"/>
         </w:rPr>
         <w:t xml:space="preserve">; </w:t>
       </w:r>
-      <w:hyperlink r:id="rId48">
-        <w:r>
-          <w:rPr>
-            <w:lang w:val="es_ES" w:bidi="es_ES"/>
-          </w:rPr>
-          <w:rPr>
-            <w:color w:val="0000EE"/>
-            <w:u w:val="single"/>
-          </w:rPr>
-          <w:t>Gálatas 2:1</w:t>
-        </w:r>
-      </w:hyperlink>
+      <w:r>
+        <w:rPr>
+          <w:lang w:val="es_ES" w:bidi="es_ES"/>
+        </w:rPr>
+        <w:t>Gálatas 2:1</w:t>
+      </w:r>
       <w:r>
         <w:rPr>
           <w:lang w:val="es_ES" w:bidi="es_ES"/>
         </w:rPr>
         <w:t xml:space="preserve">, </w:t>
       </w:r>
-      <w:hyperlink r:id="rId49">
-        <w:r>
-          <w:rPr>
-            <w:lang w:val="es_ES" w:bidi="es_ES"/>
-          </w:rPr>
-          <w:rPr>
-            <w:color w:val="0000EE"/>
-            <w:u w:val="single"/>
-          </w:rPr>
-          <w:t>3</w:t>
-        </w:r>
-      </w:hyperlink>
+      <w:r>
+        <w:rPr>
+          <w:lang w:val="es_ES" w:bidi="es_ES"/>
+        </w:rPr>
+        <w:t>3</w:t>
+      </w:r>
       <w:r>
         <w:rPr>
           <w:lang w:val="es_ES" w:bidi="es_ES"/>
         </w:rPr>
         <w:t xml:space="preserve">; </w:t>
       </w:r>
-      <w:hyperlink r:id="rId61">
-        <w:r>
-          <w:rPr>
-            <w:lang w:val="es_ES" w:bidi="es_ES"/>
-          </w:rPr>
-          <w:rPr>
-            <w:color w:val="0000EE"/>
-            <w:u w:val="single"/>
-          </w:rPr>
-          <w:t>2 Timoteo 4:10,</w:t>
-        </w:r>
-      </w:hyperlink>
+      <w:r>
+        <w:rPr>
+          <w:lang w:val="es_ES" w:bidi="es_ES"/>
+        </w:rPr>
+        <w:t>2 Timoteo 4:10,</w:t>
+      </w:r>
       <w:r>
         <w:rPr>
           <w:lang w:val="es_ES" w:bidi="es_ES"/>
         </w:rPr>
         <w:t xml:space="preserve"> </w:t>
       </w:r>
-      <w:hyperlink r:id="rId65">
-        <w:r>
-          <w:rPr>
-            <w:lang w:val="es_ES" w:bidi="es_ES"/>
-          </w:rPr>
-          <w:rPr>
-            <w:color w:val="0000EE"/>
-            <w:u w:val="single"/>
-          </w:rPr>
-          <w:t>Tito 1:4,</w:t>
-        </w:r>
-      </w:hyperlink>
+      <w:r>
+        <w:rPr>
+          <w:lang w:val="es_ES" w:bidi="es_ES"/>
+        </w:rPr>
+        <w:t>Tito 1:4,</w:t>
+      </w:r>
       <w:r>
         <w:rPr>
           <w:lang w:val="es_ES" w:bidi="es_ES"/>
         </w:rPr>
         <w:t xml:space="preserve"> </w:t>
       </w:r>
-      <w:hyperlink r:id="rId66">
-        <w:r>
-          <w:rPr>
-            <w:lang w:val="es_ES" w:bidi="es_ES"/>
-          </w:rPr>
-          <w:rPr>
-            <w:color w:val="0000EE"/>
-            <w:u w:val="single"/>
-          </w:rPr>
-          <w:t>2:1</w:t>
-        </w:r>
-      </w:hyperlink>
+      <w:r>
+        <w:rPr>
+          <w:lang w:val="es_ES" w:bidi="es_ES"/>
+        </w:rPr>
+        <w:t>2:1</w:t>
+      </w:r>
       <w:r>
         <w:rPr>
           <w:lang w:val="es_ES" w:bidi="es_ES"/>
@@ -1955,72 +1475,48 @@
         </w:rPr>
         <w:t>Tomás fue uno de los doce apóstoles (</w:t>
       </w:r>
-      <w:hyperlink r:id="rId67">
-        <w:r>
-          <w:rPr>
-            <w:lang w:val="es_ES" w:bidi="es_ES"/>
-          </w:rPr>
-          <w:rPr>
-            <w:color w:val="0000EE"/>
-            <w:u w:val="single"/>
-          </w:rPr>
-          <w:t>Mateo 10:3,</w:t>
-        </w:r>
-      </w:hyperlink>
+      <w:r>
+        <w:rPr>
+          <w:lang w:val="es_ES" w:bidi="es_ES"/>
+        </w:rPr>
+        <w:t>Mateo 10:3,</w:t>
+      </w:r>
       <w:r>
         <w:rPr>
           <w:lang w:val="es_ES" w:bidi="es_ES"/>
         </w:rPr>
         <w:t xml:space="preserve"> </w:t>
       </w:r>
-      <w:hyperlink r:id="rId68">
-        <w:r>
-          <w:rPr>
-            <w:lang w:val="es_ES" w:bidi="es_ES"/>
-          </w:rPr>
-          <w:rPr>
-            <w:color w:val="0000EE"/>
-            <w:u w:val="single"/>
-          </w:rPr>
-          <w:t>Marcos 3:18,</w:t>
-        </w:r>
-      </w:hyperlink>
+      <w:r>
+        <w:rPr>
+          <w:lang w:val="es_ES" w:bidi="es_ES"/>
+        </w:rPr>
+        <w:t>Marcos 3:18,</w:t>
+      </w:r>
       <w:r>
         <w:rPr>
           <w:lang w:val="es_ES" w:bidi="es_ES"/>
         </w:rPr>
         <w:t xml:space="preserve"> </w:t>
       </w:r>
-      <w:hyperlink r:id="rId69">
-        <w:r>
-          <w:rPr>
-            <w:lang w:val="es_ES" w:bidi="es_ES"/>
-          </w:rPr>
-          <w:rPr>
-            <w:color w:val="0000EE"/>
-            <w:u w:val="single"/>
-          </w:rPr>
-          <w:t>Lucas 6:15,</w:t>
-        </w:r>
-      </w:hyperlink>
+      <w:r>
+        <w:rPr>
+          <w:lang w:val="es_ES" w:bidi="es_ES"/>
+        </w:rPr>
+        <w:t>Lucas 6:15,</w:t>
+      </w:r>
       <w:r>
         <w:rPr>
           <w:lang w:val="es_ES" w:bidi="es_ES"/>
         </w:rPr>
         <w:t xml:space="preserve"> </w:t>
       </w:r>
-      <w:hyperlink r:id="rId70">
-        <w:r>
-          <w:rPr>
-            <w:lang w:val="es_ES" w:bidi="es_ES"/>
-          </w:rPr>
-          <w:rPr>
-            <w:color w:val="0000EE"/>
-            <w:u w:val="single"/>
-          </w:rPr>
-          <w:t>Hechos 1:13</w:t>
-        </w:r>
-      </w:hyperlink>
+      <w:r>
+        <w:rPr>
+          <w:lang w:val="es_ES" w:bidi="es_ES"/>
+        </w:rPr>
+        <w:t>Hechos 1:13</w:t>
+      </w:r>
       <w:r>
         <w:rPr>
           <w:lang w:val="es_ES" w:bidi="es_ES"/>
@@ -2041,54 +1537,36 @@
         </w:rPr>
         <w:t>No sabemos cómo Jesús conoció y llamó a Tomás para ser su discípulo. El Evangelio de Juan es la única fuente que ofrece relatos personales de Tomás. Este mostró su disposición a seguir a Jesús, incluso si eso significaba la muerte (</w:t>
       </w:r>
-      <w:hyperlink r:id="rId71">
-        <w:r>
-          <w:rPr>
-            <w:lang w:val="es_ES" w:bidi="es_ES"/>
-          </w:rPr>
-          <w:rPr>
-            <w:color w:val="0000EE"/>
-            <w:u w:val="single"/>
-          </w:rPr>
-          <w:t>Juan 11:16</w:t>
-        </w:r>
-      </w:hyperlink>
+      <w:r>
+        <w:rPr>
+          <w:lang w:val="es_ES" w:bidi="es_ES"/>
+        </w:rPr>
+        <w:t>Juan 11:16</w:t>
+      </w:r>
       <w:r>
         <w:rPr>
           <w:lang w:val="es_ES" w:bidi="es_ES"/>
         </w:rPr>
         <w:t>). Le dijo abiertamente a Jesús que no comprendía lo que estaba diciendo (</w:t>
       </w:r>
-      <w:hyperlink r:id="rId72">
-        <w:r>
-          <w:rPr>
-            <w:lang w:val="es_ES" w:bidi="es_ES"/>
-          </w:rPr>
-          <w:rPr>
-            <w:color w:val="0000EE"/>
-            <w:u w:val="single"/>
-          </w:rPr>
-          <w:t>Juan 14:5</w:t>
-        </w:r>
-      </w:hyperlink>
+      <w:r>
+        <w:rPr>
+          <w:lang w:val="es_ES" w:bidi="es_ES"/>
+        </w:rPr>
+        <w:t>Juan 14:5</w:t>
+      </w:r>
       <w:r>
         <w:rPr>
           <w:lang w:val="es_ES" w:bidi="es_ES"/>
         </w:rPr>
         <w:t>). Tomás también fue uno de los siete discípulos que regresaron a pescar después de la resurrección, cuando Jesús se les apareció (</w:t>
       </w:r>
-      <w:hyperlink r:id="rId73">
-        <w:r>
-          <w:rPr>
-            <w:lang w:val="es_ES" w:bidi="es_ES"/>
-          </w:rPr>
-          <w:rPr>
-            <w:color w:val="0000EE"/>
-            <w:u w:val="single"/>
-          </w:rPr>
-          <w:t>Juan 21:2</w:t>
-        </w:r>
-      </w:hyperlink>
+      <w:r>
+        <w:rPr>
+          <w:lang w:val="es_ES" w:bidi="es_ES"/>
+        </w:rPr>
+        <w:t>Juan 21:2</w:t>
+      </w:r>
       <w:r>
         <w:rPr>
           <w:lang w:val="es_ES" w:bidi="es_ES"/>
@@ -2109,36 +1587,24 @@
         </w:rPr>
         <w:t>Cuando Jesús se apareció por primera vez a sus discípulos después de su muerte, Tomás no estaba presente. Al escuchar el relato de los demás, Tomás no lo creyó. Insistió en que necesitaba ver y tocar las marcas de la crucifixión en el cuerpo de Jesús él mismo (</w:t>
       </w:r>
-      <w:hyperlink r:id="rId74">
-        <w:r>
-          <w:rPr>
-            <w:lang w:val="es_ES" w:bidi="es_ES"/>
-          </w:rPr>
-          <w:rPr>
-            <w:color w:val="0000EE"/>
-            <w:u w:val="single"/>
-          </w:rPr>
-          <w:t>Juan 20:19–25</w:t>
-        </w:r>
-      </w:hyperlink>
+      <w:r>
+        <w:rPr>
+          <w:lang w:val="es_ES" w:bidi="es_ES"/>
+        </w:rPr>
+        <w:t>Juan 20:19–25</w:t>
+      </w:r>
       <w:r>
         <w:rPr>
           <w:lang w:val="es_ES" w:bidi="es_ES"/>
         </w:rPr>
         <w:t>). Una semana después, Jesús se apareció nuevamente a los discípulos y se dirigió directamente a Tomás. Le pidió que examinara las marcas de los clavos y la lanza en su cuerpo y lo desafió a creer, no a dudar (</w:t>
       </w:r>
-      <w:hyperlink r:id="rId75">
-        <w:r>
-          <w:rPr>
-            <w:lang w:val="es_ES" w:bidi="es_ES"/>
-          </w:rPr>
-          <w:rPr>
-            <w:color w:val="0000EE"/>
-            <w:u w:val="single"/>
-          </w:rPr>
-          <w:t>Juan 20:26–27</w:t>
-        </w:r>
-      </w:hyperlink>
+      <w:r>
+        <w:rPr>
+          <w:lang w:val="es_ES" w:bidi="es_ES"/>
+        </w:rPr>
+        <w:t>Juan 20:26–27</w:t>
+      </w:r>
       <w:r>
         <w:rPr>
           <w:lang w:val="es_ES" w:bidi="es_ES"/>
@@ -2159,18 +1625,12 @@
         </w:rPr>
         <w:t>Cuando Tomás vio a Jesús vivo nuevamente, hizo una de las declaraciones más importantes del Nuevo Testamento. Reconoció a Jesús como Dios al decir: “¡Mi Señor y mi Dios!” (</w:t>
       </w:r>
-      <w:hyperlink r:id="rId76">
-        <w:r>
-          <w:rPr>
-            <w:lang w:val="es_ES" w:bidi="es_ES"/>
-          </w:rPr>
-          <w:rPr>
-            <w:color w:val="0000EE"/>
-            <w:u w:val="single"/>
-          </w:rPr>
-          <w:t>Juan 20:28</w:t>
-        </w:r>
-      </w:hyperlink>
+      <w:r>
+        <w:rPr>
+          <w:lang w:val="es_ES" w:bidi="es_ES"/>
+        </w:rPr>
+        <w:t>Juan 20:28</w:t>
+      </w:r>
       <w:r>
         <w:rPr>
           <w:lang w:val="es_ES" w:bidi="es_ES"/>
@@ -2348,138 +1808,90 @@
           <w:lang w:val="es_ES" w:bidi="es_ES"/>
         </w:rPr>
       </w:r>
-      <w:hyperlink r:id="rId67">
-        <w:r>
-          <w:rPr>
-            <w:lang w:val="es_ES" w:bidi="es_ES"/>
-          </w:rPr>
-          <w:rPr>
-            <w:color w:val="0000EE"/>
-            <w:u w:val="single"/>
-          </w:rPr>
-          <w:t>Mateo 10:3,</w:t>
-        </w:r>
-      </w:hyperlink>
+      <w:r>
+        <w:rPr>
+          <w:lang w:val="es_ES" w:bidi="es_ES"/>
+        </w:rPr>
+        <w:t>Mateo 10:3,</w:t>
+      </w:r>
       <w:r>
         <w:rPr>
           <w:lang w:val="es_ES" w:bidi="es_ES"/>
         </w:rPr>
         <w:t xml:space="preserve"> </w:t>
       </w:r>
-      <w:hyperlink r:id="rId68">
-        <w:r>
-          <w:rPr>
-            <w:lang w:val="es_ES" w:bidi="es_ES"/>
-          </w:rPr>
-          <w:rPr>
-            <w:color w:val="0000EE"/>
-            <w:u w:val="single"/>
-          </w:rPr>
-          <w:t>Marcos 3:18,</w:t>
-        </w:r>
-      </w:hyperlink>
+      <w:r>
+        <w:rPr>
+          <w:lang w:val="es_ES" w:bidi="es_ES"/>
+        </w:rPr>
+        <w:t>Marcos 3:18,</w:t>
+      </w:r>
       <w:r>
         <w:rPr>
           <w:lang w:val="es_ES" w:bidi="es_ES"/>
         </w:rPr>
         <w:t xml:space="preserve"> </w:t>
       </w:r>
-      <w:hyperlink r:id="rId69">
-        <w:r>
-          <w:rPr>
-            <w:lang w:val="es_ES" w:bidi="es_ES"/>
-          </w:rPr>
-          <w:rPr>
-            <w:color w:val="0000EE"/>
-            <w:u w:val="single"/>
-          </w:rPr>
-          <w:t>Lucas 6:15,</w:t>
-        </w:r>
-      </w:hyperlink>
+      <w:r>
+        <w:rPr>
+          <w:lang w:val="es_ES" w:bidi="es_ES"/>
+        </w:rPr>
+        <w:t>Lucas 6:15,</w:t>
+      </w:r>
       <w:r>
         <w:rPr>
           <w:lang w:val="es_ES" w:bidi="es_ES"/>
         </w:rPr>
         <w:t xml:space="preserve"> </w:t>
       </w:r>
-      <w:hyperlink r:id="rId71">
-        <w:r>
-          <w:rPr>
-            <w:lang w:val="es_ES" w:bidi="es_ES"/>
-          </w:rPr>
-          <w:rPr>
-            <w:color w:val="0000EE"/>
-            <w:u w:val="single"/>
-          </w:rPr>
-          <w:t>Juan 11:16,</w:t>
-        </w:r>
-      </w:hyperlink>
+      <w:r>
+        <w:rPr>
+          <w:lang w:val="es_ES" w:bidi="es_ES"/>
+        </w:rPr>
+        <w:t>Juan 11:16,</w:t>
+      </w:r>
       <w:r>
         <w:rPr>
           <w:lang w:val="es_ES" w:bidi="es_ES"/>
         </w:rPr>
         <w:t xml:space="preserve"> </w:t>
       </w:r>
-      <w:hyperlink r:id="rId72">
-        <w:r>
-          <w:rPr>
-            <w:lang w:val="es_ES" w:bidi="es_ES"/>
-          </w:rPr>
-          <w:rPr>
-            <w:color w:val="0000EE"/>
-            <w:u w:val="single"/>
-          </w:rPr>
-          <w:t>Juan 14:5,</w:t>
-        </w:r>
-      </w:hyperlink>
+      <w:r>
+        <w:rPr>
+          <w:lang w:val="es_ES" w:bidi="es_ES"/>
+        </w:rPr>
+        <w:t>Juan 14:5,</w:t>
+      </w:r>
       <w:r>
         <w:rPr>
           <w:lang w:val="es_ES" w:bidi="es_ES"/>
         </w:rPr>
         <w:t xml:space="preserve"> </w:t>
       </w:r>
-      <w:hyperlink r:id="rId77">
-        <w:r>
-          <w:rPr>
-            <w:lang w:val="es_ES" w:bidi="es_ES"/>
-          </w:rPr>
-          <w:rPr>
-            <w:color w:val="0000EE"/>
-            <w:u w:val="single"/>
-          </w:rPr>
-          <w:t>Juan 20:24–29,</w:t>
-        </w:r>
-      </w:hyperlink>
+      <w:r>
+        <w:rPr>
+          <w:lang w:val="es_ES" w:bidi="es_ES"/>
+        </w:rPr>
+        <w:t>Juan 20:24–29,</w:t>
+      </w:r>
       <w:r>
         <w:rPr>
           <w:lang w:val="es_ES" w:bidi="es_ES"/>
         </w:rPr>
         <w:t xml:space="preserve"> </w:t>
       </w:r>
-      <w:hyperlink r:id="rId73">
-        <w:r>
-          <w:rPr>
-            <w:lang w:val="es_ES" w:bidi="es_ES"/>
-          </w:rPr>
-          <w:rPr>
-            <w:color w:val="0000EE"/>
-            <w:u w:val="single"/>
-          </w:rPr>
-          <w:t xml:space="preserve">Juan 21:2, </w:t>
-        </w:r>
-      </w:hyperlink>
-      <w:hyperlink r:id="rId70">
-        <w:r>
-          <w:rPr>
-            <w:lang w:val="es_ES" w:bidi="es_ES"/>
-          </w:rPr>
-          <w:rPr>
-            <w:color w:val="0000EE"/>
-            <w:u w:val="single"/>
-          </w:rPr>
-          <w:t>Hechos 1:13</w:t>
-        </w:r>
-      </w:hyperlink>
+      <w:r>
+        <w:rPr>
+          <w:lang w:val="es_ES" w:bidi="es_ES"/>
+        </w:rPr>
+        <w:t xml:space="preserve">Juan 21:2, </w:t>
+      </w:r>
+      <w:r>
+        <w:rPr>
+          <w:lang w:val="es_ES" w:bidi="es_ES"/>
+        </w:rPr>
+        <w:t>Hechos 1:13</w:t>
+      </w:r>
       <w:r>
         <w:rPr>
           <w:lang w:val="es_ES" w:bidi="es_ES"/>
